--- a/Propuesta_Proyecto_Auth_Roles_CMS.docx
+++ b/Propuesta_Proyecto_Auth_Roles_CMS.docx
@@ -2054,6 +2054,21 @@
     </w:p>
     <w:p>
       <w:pPr>
+        <w:spacing w:after="160" w:line="300"/>
+      </w:pPr>
+      <w:r>
+        <w:rPr>
+          <w:i/>
+          <w:iCs/>
+          <w:color w:val="6B7280"/>
+          <w:sz w:val="19"/>
+          <w:szCs w:val="19"/>
+        </w:rPr>
+        <w:t xml:space="preserve">Actualización: estos próximos pasos ya se cumplieron. Ver el punto 11 (Estado de avance) para el estado real del proyecto al 11 de agosto de 2026.</w:t>
+      </w:r>
+    </w:p>
+    <w:p>
+      <w:pPr>
         <w:pStyle w:val="Heading1"/>
         <w:pBdr>
           <w:bottom w:val="single" w:color="C0392B" w:sz="6" w:space="4"/>
@@ -2227,6 +2242,734 @@
           <w:szCs w:val="21"/>
         </w:rPr>
         <w:t xml:space="preserve">Impacto en el plan de fases: estas funcionalidades no agregan una fase nueva. Se suman al alcance de la Fase 2 (modelo de roles) y, principalmente, a la Fase 4 (panel de administración de contenidos), cuyo esfuerzo estimado pasa de 1.5–2 semanas a 2–2.5 semanas para incluir el editor de la pizarra y el disparo de notificaciones.</w:t>
+      </w:r>
+    </w:p>
+    <w:p>
+      <w:pPr>
+        <w:pStyle w:val="Heading1"/>
+        <w:pBdr>
+          <w:bottom w:val="single" w:color="C0392B" w:sz="6" w:space="4"/>
+        </w:pBdr>
+        <w:spacing w:after="160" w:before="400"/>
+      </w:pPr>
+      <w:r>
+        <w:rPr>
+          <w:b/>
+          <w:bCs/>
+          <w:color w:val="1B2A4A"/>
+          <w:sz w:val="26"/>
+          <w:szCs w:val="26"/>
+        </w:rPr>
+        <w:t xml:space="preserve">11. Estado de avance (11 de agosto de 2026)</w:t>
+      </w:r>
+    </w:p>
+    <w:p>
+      <w:pPr>
+        <w:spacing w:after="160" w:line="300"/>
+      </w:pPr>
+      <w:r>
+        <w:rPr>
+          <w:sz w:val="21"/>
+          <w:szCs w:val="21"/>
+        </w:rPr>
+        <w:t xml:space="preserve">Desde la Adenda del punto 10, el proyecto pasó de diseño a implementación real: Supabase quedó desplegado y en uso, el login con Google funciona de punta a punta, y el sitio ya arma su home y controla el acceso a páginas según el modelo de roles definido en schema.sql. Lo que sigue es un resumen del estado real, no un reemplazo del punto 6 (que queda como referencia de la estimación original).</w:t>
+      </w:r>
+    </w:p>
+    <w:p>
+      <w:pPr>
+        <w:spacing w:after="100" w:line="280"/>
+      </w:pPr>
+      <w:r>
+        <w:rPr>
+          <w:b/>
+          <w:bCs/>
+          <w:color w:val="1B2A4A"/>
+          <w:sz w:val="21"/>
+          <w:szCs w:val="21"/>
+        </w:rPr>
+        <w:t xml:space="preserve">Infraestructura: </w:t>
+      </w:r>
+      <w:r>
+        <w:rPr>
+          <w:sz w:val="21"/>
+          <w:szCs w:val="21"/>
+        </w:rPr>
+        <w:t xml:space="preserve">Supabase self-hosted desplegado en Coolify (Fase 0), sobre un servidor propio. Durante el despliegue aparecieron dos problemas de infraestructura no previstos en la estimación original: el disco inicial (9.7GB) se quedó sin espacio en más de una ocasión durante la descarga de las imágenes del stack, lo que requirió ampliarlo a 50GB; y el certificado HTTPS del dominio de Kong no pudo emitirse por Let’s Encrypt porque el puerto 80 no es alcanzable desde internet (firewall/NAT del servidor propio), por lo que hoy corre con un certificado autofirmado. Esto último queda pendiente de resolver (abrir el puerto 80, o migrar a un dominio propio con validación por DNS) antes de dar acceso a otros usuarios.</w:t>
+      </w:r>
+    </w:p>
+    <w:p>
+      <w:pPr>
+        <w:spacing w:after="100" w:line="280"/>
+      </w:pPr>
+      <w:r>
+        <w:rPr>
+          <w:b/>
+          <w:bCs/>
+          <w:color w:val="1B2A4A"/>
+          <w:sz w:val="21"/>
+          <w:szCs w:val="21"/>
+        </w:rPr>
+        <w:t xml:space="preserve">Base de datos y permisos: </w:t>
+      </w:r>
+      <w:r>
+        <w:rPr>
+          <w:sz w:val="21"/>
+          <w:szCs w:val="21"/>
+        </w:rPr>
+        <w:t xml:space="preserve">aplicados schema.sql, seed_areas.sql (42 áreas reales del organigrama), seed_secciones.sql y rpc_home.sql. Durante las pruebas apareció un error de recursión infinita en la política de "perfiles" (una política consultaba su propia tabla); se corrigió moviendo el chequeo de superadmin a una función security definer (fix_perfiles_rls.sql, ya incorporado a schema.sql para instalaciones nuevas).</w:t>
+      </w:r>
+    </w:p>
+    <w:p>
+      <w:pPr>
+        <w:spacing w:after="100" w:line="280"/>
+      </w:pPr>
+      <w:r>
+        <w:rPr>
+          <w:b/>
+          <w:bCs/>
+          <w:color w:val="1B2A4A"/>
+          <w:sz w:val="21"/>
+          <w:szCs w:val="21"/>
+        </w:rPr>
+        <w:t xml:space="preserve">Autenticación: </w:t>
+      </w:r>
+      <w:r>
+        <w:rPr>
+          <w:sz w:val="21"/>
+          <w:szCs w:val="21"/>
+        </w:rPr>
+        <w:t xml:space="preserve">login con Google Workspace operativo (Fase 1). Se dio de alta el primer superadmin de forma manual, como estaba previsto en la Fase 5 hasta que exista un panel. Apareció y se corrigió un bug donde el token de sesión quedaba pegado en la URL y contaminaba el login siguiente hasta romper por longitud de URL (ya resuelto en js/auth.js).</w:t>
+      </w:r>
+    </w:p>
+    <w:p>
+      <w:pPr>
+        <w:spacing w:after="100" w:line="280"/>
+      </w:pPr>
+      <w:r>
+        <w:rPr>
+          <w:b/>
+          <w:bCs/>
+          <w:color w:val="1B2A4A"/>
+          <w:sz w:val="21"/>
+          <w:szCs w:val="21"/>
+        </w:rPr>
+        <w:t xml:space="preserve">Control de acceso en el sitio: </w:t>
+      </w:r>
+      <w:r>
+        <w:rPr>
+          <w:sz w:val="21"/>
+          <w:szCs w:val="21"/>
+        </w:rPr>
+        <w:t xml:space="preserve">el home (index.html) ya arma dinámicamente qué mosaicos mostrar según el área y los permisos del usuario logueado (js/home.js), y la pizarra institucional muestra novedades reales con indicador de no leídas. Se agregó además un control del lado del navegador en las páginas de cada mosaico (js/page-guard.js) para que no se puedan ver entrando directo por URL sin sesión o sin permiso — es un paliativo de navegación, no seguridad real, mientras el contenido de esas páginas siga siendo HTML estático en vez de datos servidos desde Supabase (Fase 3 adelantada, Fase 4 todavía pendiente para el contenido en sí).</w:t>
+      </w:r>
+    </w:p>
+    <w:p>
+      <w:pPr>
+        <w:spacing w:after="160" w:line="300"/>
+      </w:pPr>
+      <w:r>
+        <w:rPr>
+          <w:sz w:val="21"/>
+          <w:szCs w:val="21"/>
+        </w:rPr>
+        <w:t xml:space="preserve">Pendiente inmediato, en orden sugerido:</w:t>
+      </w:r>
+    </w:p>
+    <w:p>
+      <w:pPr>
+        <w:pStyle w:val="ListParagraph"/>
+        <w:numPr>
+          <w:ilvl w:val="0"/>
+          <w:numId w:val="2"/>
+        </w:numPr>
+        <w:spacing w:after="80" w:line="280"/>
+      </w:pPr>
+      <w:r>
+        <w:rPr>
+          <w:sz w:val="21"/>
+          <w:szCs w:val="21"/>
+        </w:rPr>
+        <w:t xml:space="preserve">Resolver el certificado HTTPS real (puerto 80 o dominio propio con DNS), antes de sumar usuarios además de vos.</w:t>
+      </w:r>
+    </w:p>
+    <w:p>
+      <w:pPr>
+        <w:pStyle w:val="ListParagraph"/>
+        <w:numPr>
+          <w:ilvl w:val="0"/>
+          <w:numId w:val="2"/>
+        </w:numPr>
+        <w:spacing w:after="80" w:line="280"/>
+      </w:pPr>
+      <w:r>
+        <w:rPr>
+          <w:sz w:val="21"/>
+          <w:szCs w:val="21"/>
+        </w:rPr>
+        <w:t xml:space="preserve">Definir los permisos reales por área en permisos_area_seccion — los que trae seed_secciones.sql son de ejemplo, no para producción.</w:t>
+      </w:r>
+    </w:p>
+    <w:p>
+      <w:pPr>
+        <w:pStyle w:val="ListParagraph"/>
+        <w:numPr>
+          <w:ilvl w:val="0"/>
+          <w:numId w:val="2"/>
+        </w:numPr>
+        <w:spacing w:after="80" w:line="280"/>
+      </w:pPr>
+      <w:r>
+        <w:rPr>
+          <w:sz w:val="21"/>
+          <w:szCs w:val="21"/>
+        </w:rPr>
+        <w:t xml:space="preserve">Resolver el error pendiente en la carga de novedades de la pizarra (en diagnóstico).</w:t>
+      </w:r>
+    </w:p>
+    <w:p>
+      <w:pPr>
+        <w:pStyle w:val="ListParagraph"/>
+        <w:numPr>
+          <w:ilvl w:val="0"/>
+          <w:numId w:val="2"/>
+        </w:numPr>
+        <w:spacing w:after="80" w:line="280"/>
+      </w:pPr>
+      <w:r>
+        <w:rPr>
+          <w:sz w:val="21"/>
+          <w:szCs w:val="21"/>
+        </w:rPr>
+        <w:t xml:space="preserve">Cargar las primeras novedades reales (RRHH) para probar el circuito completo de publicación y lectura.</w:t>
+      </w:r>
+    </w:p>
+    <w:p>
+      <w:pPr>
+        <w:pStyle w:val="ListParagraph"/>
+        <w:numPr>
+          <w:ilvl w:val="0"/>
+          <w:numId w:val="2"/>
+        </w:numPr>
+        <w:spacing w:after="80" w:line="280"/>
+      </w:pPr>
+      <w:r>
+        <w:rPr>
+          <w:sz w:val="21"/>
+          <w:szCs w:val="21"/>
+        </w:rPr>
+        <w:t xml:space="preserve">Construir el editor de la pizarra y el panel de superadministrador (Fases 4 y 5) — hoy la publicación y el alta de usuarios se hacen a mano por SQL.</w:t>
+      </w:r>
+    </w:p>
+    <w:p>
+      <w:pPr>
+        <w:pStyle w:val="ListParagraph"/>
+        <w:numPr>
+          <w:ilvl w:val="0"/>
+          <w:numId w:val="2"/>
+        </w:numPr>
+        <w:spacing w:after="80" w:line="280"/>
+      </w:pPr>
+      <w:r>
+        <w:rPr>
+          <w:sz w:val="21"/>
+          <w:szCs w:val="21"/>
+        </w:rPr>
+        <w:t xml:space="preserve">Migrar el contenido estático de Mapa de Servicios, Sector Comunicaciones y Directorio de Áreas a la base de datos, para que el control de acceso deje de depender de page-guard.js.</w:t>
+      </w:r>
+    </w:p>
+    <w:p>
+      <w:pPr>
+        <w:pStyle w:val="ListParagraph"/>
+        <w:numPr>
+          <w:ilvl w:val="0"/>
+          <w:numId w:val="2"/>
+        </w:numPr>
+        <w:spacing w:after="80" w:line="280"/>
+      </w:pPr>
+      <w:r>
+        <w:rPr>
+          <w:sz w:val="21"/>
+          <w:szCs w:val="21"/>
+        </w:rPr>
+        <w:t xml:space="preserve">Implementar la notificación por email al publicar (punto 10), una vez que haya publicaciones reales para probarla.</w:t>
+      </w:r>
+    </w:p>
+    <w:p>
+      <w:pPr>
+        <w:pStyle w:val="Heading1"/>
+        <w:pBdr>
+          <w:bottom w:val="single" w:color="C0392B" w:sz="6" w:space="4"/>
+        </w:pBdr>
+        <w:spacing w:after="160" w:before="400"/>
+      </w:pPr>
+      <w:r>
+        <w:rPr>
+          <w:b/>
+          <w:bCs/>
+          <w:color w:val="1B2A4A"/>
+          <w:sz w:val="26"/>
+          <w:szCs w:val="26"/>
+        </w:rPr>
+        <w:t xml:space="preserve">12. Adenda 2 — Perfil extendido, filtrado de la pizarra por área y auditoría (12 de agosto de 2026)</w:t>
+      </w:r>
+    </w:p>
+    <w:p>
+      <w:pPr>
+        <w:spacing w:after="160" w:line="300"/>
+      </w:pPr>
+      <w:r>
+        <w:rPr>
+          <w:sz w:val="21"/>
+          <w:szCs w:val="21"/>
+        </w:rPr>
+        <w:t xml:space="preserve">A partir de una conversación del 12 de agosto de 2026 con Martin Wolcan, en el marco de arrancar la Fase 5 (panel de superadministrador), se agregan tres funcionalidades al alcance: perfil extendido del usuario al iniciar sesión, filtrado de la pizarra institucional por área, y la evaluación de una futura auditoría de actividad.</w:t>
+      </w:r>
+    </w:p>
+    <w:p>
+      <w:pPr>
+        <w:spacing w:after="120" w:before="240" w:line="280"/>
+      </w:pPr>
+      <w:r>
+        <w:rPr>
+          <w:b/>
+          <w:bCs/>
+          <w:color w:val="1B2A4A"/>
+          <w:sz w:val="23"/>
+          <w:szCs w:val="23"/>
+        </w:rPr>
+        <w:t xml:space="preserve">12.1 Perfil extendido al iniciar sesión</w:t>
+      </w:r>
+    </w:p>
+    <w:p>
+      <w:pPr>
+        <w:spacing w:after="100" w:line="280"/>
+      </w:pPr>
+      <w:r>
+        <w:rPr>
+          <w:b/>
+          <w:bCs/>
+          <w:color w:val="1B2A4A"/>
+          <w:sz w:val="21"/>
+          <w:szCs w:val="21"/>
+        </w:rPr>
+        <w:t xml:space="preserve">Qué se agrega: </w:t>
+      </w:r>
+      <w:r>
+        <w:rPr>
+          <w:sz w:val="21"/>
+          <w:szCs w:val="21"/>
+        </w:rPr>
+        <w:t xml:space="preserve">además de nombre y email (ya cargados hoy), el perfil de cada usuario suma apellido, legajo, foto y sus permisos vigentes.</w:t>
+      </w:r>
+    </w:p>
+    <w:p>
+      <w:pPr>
+        <w:spacing w:after="100" w:line="280"/>
+      </w:pPr>
+      <w:r>
+        <w:rPr>
+          <w:b/>
+          <w:bCs/>
+          <w:color w:val="1B2A4A"/>
+          <w:sz w:val="21"/>
+          <w:szCs w:val="21"/>
+        </w:rPr>
+        <w:t xml:space="preserve">Qué se completa solo: </w:t>
+      </w:r>
+      <w:r>
+        <w:rPr>
+          <w:sz w:val="21"/>
+          <w:szCs w:val="21"/>
+        </w:rPr>
+        <w:t xml:space="preserve">nombre, apellido y foto se pueden traer automáticamente de la cuenta de Google Workspace en el primer login (los campos given_name, family_name y picture ya vienen incluidos en los datos que entrega Google al iniciar sesión) — no requieren carga manual.</w:t>
+      </w:r>
+    </w:p>
+    <w:p>
+      <w:pPr>
+        <w:spacing w:after="100" w:line="280"/>
+      </w:pPr>
+      <w:r>
+        <w:rPr>
+          <w:b/>
+          <w:bCs/>
+          <w:color w:val="1B2A4A"/>
+          <w:sz w:val="21"/>
+          <w:szCs w:val="21"/>
+        </w:rPr>
+        <w:t xml:space="preserve">Qué no se completa solo: </w:t>
+      </w:r>
+      <w:r>
+        <w:rPr>
+          <w:sz w:val="21"/>
+          <w:szCs w:val="21"/>
+        </w:rPr>
+        <w:t xml:space="preserve">el legajo no existe en los datos de Google. Se carga a mano desde el panel de superadmin, o se importa de una lista de RRHH si existe una fuente para eso — a definir antes de dar de alta usuarios en volumen.</w:t>
+      </w:r>
+    </w:p>
+    <w:p>
+      <w:pPr>
+        <w:spacing w:after="100" w:line="280"/>
+      </w:pPr>
+      <w:r>
+        <w:rPr>
+          <w:b/>
+          <w:bCs/>
+          <w:color w:val="1B2A4A"/>
+          <w:sz w:val="21"/>
+          <w:szCs w:val="21"/>
+        </w:rPr>
+        <w:t xml:space="preserve">Permisos: </w:t>
+      </w:r>
+      <w:r>
+        <w:rPr>
+          <w:sz w:val="21"/>
+          <w:szCs w:val="21"/>
+        </w:rPr>
+        <w:t xml:space="preserve">no se guardan como un campo fijo del perfil, se calculan al momento a partir del área asignada (tabla permisos_area_seccion, ya existente). Mostrarlos en el perfil es una consulta sobre datos que ya están, no un dato nuevo a mantener sincronizado.</w:t>
+      </w:r>
+    </w:p>
+    <w:p>
+      <w:pPr>
+        <w:spacing w:after="100" w:line="280"/>
+      </w:pPr>
+      <w:r>
+        <w:rPr>
+          <w:b/>
+          <w:bCs/>
+          <w:color w:val="1B2A4A"/>
+          <w:sz w:val="21"/>
+          <w:szCs w:val="21"/>
+        </w:rPr>
+        <w:t xml:space="preserve">Impacto en el modelo de datos: </w:t>
+      </w:r>
+      <w:r>
+        <w:rPr>
+          <w:sz w:val="21"/>
+          <w:szCs w:val="21"/>
+        </w:rPr>
+        <w:t xml:space="preserve">agregar las columnas apellido, legajo y foto_url a la tabla perfiles, y actualizar la función de alta automática (fn_alta_perfil_nuevo) para completar apellido y foto_url desde los metadatos de Google en el primer login.</w:t>
+      </w:r>
+    </w:p>
+    <w:p>
+      <w:pPr>
+        <w:spacing w:after="120" w:before="240" w:line="280"/>
+      </w:pPr>
+      <w:r>
+        <w:rPr>
+          <w:b/>
+          <w:bCs/>
+          <w:color w:val="1B2A4A"/>
+          <w:sz w:val="23"/>
+          <w:szCs w:val="23"/>
+        </w:rPr>
+        <w:t xml:space="preserve">12.2 Auditoría de actividad (etapa futura, no bloquea la Fase 5)</w:t>
+      </w:r>
+    </w:p>
+    <w:p>
+      <w:pPr>
+        <w:spacing w:after="100" w:line="280"/>
+      </w:pPr>
+      <w:r>
+        <w:rPr>
+          <w:b/>
+          <w:bCs/>
+          <w:color w:val="1B2A4A"/>
+          <w:sz w:val="21"/>
+          <w:szCs w:val="21"/>
+        </w:rPr>
+        <w:t xml:space="preserve">Objetivo: </w:t>
+      </w:r>
+      <w:r>
+        <w:rPr>
+          <w:sz w:val="21"/>
+          <w:szCs w:val="21"/>
+        </w:rPr>
+        <w:t xml:space="preserve">poder trazar qué hace cada usuario: qué edita, qué publica en la pizarra, y qué novedades pendientes leyó.</w:t>
+      </w:r>
+    </w:p>
+    <w:p>
+      <w:pPr>
+        <w:spacing w:after="100" w:line="280"/>
+      </w:pPr>
+      <w:r>
+        <w:rPr>
+          <w:b/>
+          <w:bCs/>
+          <w:color w:val="1B2A4A"/>
+          <w:sz w:val="21"/>
+          <w:szCs w:val="21"/>
+        </w:rPr>
+        <w:t xml:space="preserve">Factibilidad: </w:t>
+      </w:r>
+      <w:r>
+        <w:rPr>
+          <w:sz w:val="21"/>
+          <w:szCs w:val="21"/>
+        </w:rPr>
+        <w:t xml:space="preserve">es viable con Postgres estándar, sin herramientas adicionales: una tabla de auditoría (usuario, acción, entidad, detalle, fecha) alimentada por triggers sobre las tablas ya existentes. La lectura de novedades pendientes ya queda registrada hoy en novedades_leidas; lo que falta es sumar el registro de ediciones y publicaciones.</w:t>
+      </w:r>
+    </w:p>
+    <w:p>
+      <w:pPr>
+        <w:spacing w:after="100" w:line="280"/>
+      </w:pPr>
+      <w:r>
+        <w:rPr>
+          <w:b/>
+          <w:bCs/>
+          <w:color w:val="1B2A4A"/>
+          <w:sz w:val="21"/>
+          <w:szCs w:val="21"/>
+        </w:rPr>
+        <w:t xml:space="preserve">Cuándo: </w:t>
+      </w:r>
+      <w:r>
+        <w:rPr>
+          <w:sz w:val="21"/>
+          <w:szCs w:val="21"/>
+        </w:rPr>
+        <w:t xml:space="preserve">se deja para una etapa posterior a la Fase 5 — no es un requisito para dar de alta usuarios ni para operar el panel, así que no conviene demorar el arranque de la Fase 5 por esto.</w:t>
+      </w:r>
+    </w:p>
+    <w:p>
+      <w:pPr>
+        <w:spacing w:after="120" w:before="240" w:line="280"/>
+      </w:pPr>
+      <w:r>
+        <w:rPr>
+          <w:b/>
+          <w:bCs/>
+          <w:color w:val="1B2A4A"/>
+          <w:sz w:val="23"/>
+          <w:szCs w:val="23"/>
+        </w:rPr>
+        <w:t xml:space="preserve">12.3 Filtrado de la pizarra institucional por área</w:t>
+      </w:r>
+    </w:p>
+    <w:p>
+      <w:pPr>
+        <w:spacing w:after="100" w:line="280"/>
+      </w:pPr>
+      <w:r>
+        <w:rPr>
+          <w:b/>
+          <w:bCs/>
+          <w:color w:val="1B2A4A"/>
+          <w:sz w:val="21"/>
+          <w:szCs w:val="21"/>
+        </w:rPr>
+        <w:t xml:space="preserve">Cambio de diseño: </w:t>
+      </w:r>
+      <w:r>
+        <w:rPr>
+          <w:sz w:val="21"/>
+          <w:szCs w:val="21"/>
+        </w:rPr>
+        <w:t xml:space="preserve">hasta ahora toda publicación de la pizarra es visible para cualquier usuario autenticado, sin distinción de área (ver punto 10). Se agrega la posibilidad de que cada publicación se dirija a una o varias áreas puntuales, o a todas las áreas (el comportamiento actual, que queda como opción por defecto).</w:t>
+      </w:r>
+    </w:p>
+    <w:p>
+      <w:pPr>
+        <w:spacing w:after="100" w:line="280"/>
+      </w:pPr>
+      <w:r>
+        <w:rPr>
+          <w:b/>
+          <w:bCs/>
+          <w:color w:val="1B2A4A"/>
+          <w:sz w:val="21"/>
+          <w:szCs w:val="21"/>
+        </w:rPr>
+        <w:t xml:space="preserve">Modelo de datos: </w:t>
+      </w:r>
+      <w:r>
+        <w:rPr>
+          <w:sz w:val="21"/>
+          <w:szCs w:val="21"/>
+        </w:rPr>
+        <w:t xml:space="preserve">tabla nueva de relación entre novedad y área (novedad_id, area_id). Una publicación sin filas en esa tabla se interpreta como "todas las áreas"; con filas cargadas, sólo la ven los usuarios cuya área esté en esa lista (el superadmin sigue viendo todo, como hoy).</w:t>
+      </w:r>
+    </w:p>
+    <w:p>
+      <w:pPr>
+        <w:spacing w:after="100" w:line="280"/>
+      </w:pPr>
+      <w:r>
+        <w:rPr>
+          <w:b/>
+          <w:bCs/>
+          <w:color w:val="1B2A4A"/>
+          <w:sz w:val="21"/>
+          <w:szCs w:val="21"/>
+        </w:rPr>
+        <w:t xml:space="preserve">Impacto en permisos: </w:t>
+      </w:r>
+      <w:r>
+        <w:rPr>
+          <w:sz w:val="21"/>
+          <w:szCs w:val="21"/>
+        </w:rPr>
+        <w:t xml:space="preserve">se ajusta la política de Row Level Security de lectura de novedades para que dependa también de esta tabla nueva; la política de edición/publicación no cambia (sigue dependiendo del permiso de editar sobre la sección pizarra, punto 10).</w:t>
+      </w:r>
+    </w:p>
+    <w:p>
+      <w:pPr>
+        <w:spacing w:after="100" w:line="280"/>
+      </w:pPr>
+      <w:r>
+        <w:rPr>
+          <w:b/>
+          <w:bCs/>
+          <w:color w:val="1B2A4A"/>
+          <w:sz w:val="21"/>
+          <w:szCs w:val="21"/>
+        </w:rPr>
+        <w:t xml:space="preserve">Impacto en el editor: </w:t>
+      </w:r>
+      <w:r>
+        <w:rPr>
+          <w:sz w:val="21"/>
+          <w:szCs w:val="21"/>
+        </w:rPr>
+        <w:t xml:space="preserve">el editor de la pizarra (Fase 4, todavía no construido) va a necesitar un selector de área(s) al publicar, con "todas las áreas" como opción por defecto — se construye junto con el editor, no como un desarrollo aparte.</w:t>
+      </w:r>
+    </w:p>
+    <w:p>
+      <w:pPr>
+        <w:spacing w:after="100" w:line="280"/>
+      </w:pPr>
+      <w:r>
+        <w:rPr>
+          <w:b/>
+          <w:bCs/>
+          <w:color w:val="1B2A4A"/>
+          <w:sz w:val="21"/>
+          <w:szCs w:val="21"/>
+        </w:rPr>
+        <w:t xml:space="preserve">Impacto en el plan de fases: </w:t>
+      </w:r>
+      <w:r>
+        <w:rPr>
+          <w:sz w:val="21"/>
+          <w:szCs w:val="21"/>
+        </w:rPr>
+        <w:t xml:space="preserve">estas funcionalidades no agregan una fase nueva. El perfil extendido y el filtrado de la pizarra por área se suman al alcance de la Fase 4 (editor de contenidos) y la Fase 5 (panel de superadministrador), que conviene construir en conjunto porque comparten pantallas (alta/edición de usuario, alta/edición de publicación) y tablas. La auditoría (12.2) queda anotada para una etapa posterior, sin afectar la estimación de esfuerzo de la Fase 5 (3–5 días, punto 6).</w:t>
+      </w:r>
+    </w:p>
+    <w:p>
+      <w:pPr>
+        <w:pStyle w:val="Heading1"/>
+        <w:pBdr>
+          <w:bottom w:val="single" w:color="C0392B" w:sz="6" w:space="4"/>
+        </w:pBdr>
+        <w:spacing w:after="160" w:before="400"/>
+      </w:pPr>
+      <w:r>
+        <w:rPr>
+          <w:b/>
+          <w:bCs/>
+          <w:color w:val="1B2A4A"/>
+          <w:sz w:val="26"/>
+          <w:szCs w:val="26"/>
+        </w:rPr>
+        <w:t xml:space="preserve">13. Qué falta para arrancar la Fase 5 (12 de agosto de 2026)</w:t>
+      </w:r>
+    </w:p>
+    <w:p>
+      <w:pPr>
+        <w:spacing w:after="160" w:line="300"/>
+      </w:pPr>
+      <w:r>
+        <w:rPr>
+          <w:sz w:val="21"/>
+          <w:szCs w:val="21"/>
+        </w:rPr>
+        <w:t xml:space="preserve">Antes de empezar a construir el panel de superadministrador, conviene resolver lo siguiente — no son bloqueos técnicos grandes, pero definirlos antes evita rehacer pantallas o datos ya cargados:</w:t>
+      </w:r>
+    </w:p>
+    <w:p>
+      <w:pPr>
+        <w:pStyle w:val="ListParagraph"/>
+        <w:numPr>
+          <w:ilvl w:val="0"/>
+          <w:numId w:val="2"/>
+        </w:numPr>
+        <w:spacing w:after="80" w:line="280"/>
+      </w:pPr>
+      <w:r>
+        <w:rPr>
+          <w:sz w:val="21"/>
+          <w:szCs w:val="21"/>
+        </w:rPr>
+        <w:t xml:space="preserve">Ampliar la tabla perfiles (apellido, legajo, foto_url) y actualizar el trigger de alta automática para completar apellido y foto_url desde Google en el primer login (punto 12.1).</w:t>
+      </w:r>
+    </w:p>
+    <w:p>
+      <w:pPr>
+        <w:pStyle w:val="ListParagraph"/>
+        <w:numPr>
+          <w:ilvl w:val="0"/>
+          <w:numId w:val="2"/>
+        </w:numPr>
+        <w:spacing w:after="80" w:line="280"/>
+      </w:pPr>
+      <w:r>
+        <w:rPr>
+          <w:sz w:val="21"/>
+          <w:szCs w:val="21"/>
+        </w:rPr>
+        <w:t xml:space="preserve">Definir de dónde sale el legajo de cada persona: carga manual por el superadmin al activar el usuario, o importación desde una lista/planilla de RRHH. Si existe una fuente de RRHH, conviene tenerla antes de empezar a dar de alta usuarios desde el panel.</w:t>
+      </w:r>
+    </w:p>
+    <w:p>
+      <w:pPr>
+        <w:pStyle w:val="ListParagraph"/>
+        <w:numPr>
+          <w:ilvl w:val="0"/>
+          <w:numId w:val="2"/>
+        </w:numPr>
+        <w:spacing w:after="80" w:line="280"/>
+      </w:pPr>
+      <w:r>
+        <w:rPr>
+          <w:sz w:val="21"/>
+          <w:szCs w:val="21"/>
+        </w:rPr>
+        <w:t xml:space="preserve">Definir el modelo de novedades_areas y la política de RLS asociada (punto 12.3), porque el editor de la pizarra (parte de la Fase 4) se construye junto con el panel y comparte pantallas con él.</w:t>
+      </w:r>
+    </w:p>
+    <w:p>
+      <w:pPr>
+        <w:pStyle w:val="ListParagraph"/>
+        <w:numPr>
+          <w:ilvl w:val="0"/>
+          <w:numId w:val="2"/>
+        </w:numPr>
+        <w:spacing w:after="80" w:line="280"/>
+      </w:pPr>
+      <w:r>
+        <w:rPr>
+          <w:sz w:val="21"/>
+          <w:szCs w:val="21"/>
+        </w:rPr>
+        <w:t xml:space="preserve">Resolver el certificado HTTPS real (pendiente desde el punto 11), antes de que el panel esté en manos de más de una persona: hoy cada usuario nuevo tiene que aceptar manualmente la excepción de certificado no confiable en su navegador la primera vez, lo cual no es viable para un alta de usuarios en volumen vía panel.</w:t>
+      </w:r>
+    </w:p>
+    <w:p>
+      <w:pPr>
+        <w:pStyle w:val="ListParagraph"/>
+        <w:numPr>
+          <w:ilvl w:val="0"/>
+          <w:numId w:val="2"/>
+        </w:numPr>
+        <w:spacing w:after="80" w:line="280"/>
+      </w:pPr>
+      <w:r>
+        <w:rPr>
+          <w:sz w:val="21"/>
+          <w:szCs w:val="21"/>
+        </w:rPr>
+        <w:t xml:space="preserve">La tabla de auditoría (punto 12.2) puede construirse después, sin necesidad de rediseñar lo anterior — no bloquea el arranque de la Fase 5.</w:t>
       </w:r>
     </w:p>
     <w:sectPr>
